--- a/templates/sale/طلب خصم مساحة.docx
+++ b/templates/sale/طلب خصم مساحة.docx
@@ -168,7 +168,6 @@
           <w:lang w:bidi="ar-EG"/>
         </w:rPr>
       </w:pPr>
-      <w:bookmarkStart w:id="0" w:name="_GoBack"/>
       <w:r>
         <w:rPr>
           <w:rFonts w:hint="cs"/>
@@ -310,6 +309,8 @@
         </w:rPr>
         <w:t>ط</w:t>
       </w:r>
+      <w:bookmarkStart w:id="0" w:name="_GoBack"/>
+      <w:bookmarkEnd w:id="0"/>
       <w:r>
         <w:rPr>
           <w:rFonts w:asciiTheme="minorBidi" w:hAnsiTheme="minorBidi" w:cs="Arial"/>
@@ -319,7 +320,7 @@
           <w:szCs w:val="30"/>
           <w:rtl/>
         </w:rPr>
-        <w:t xml:space="preserve">، </w:t>
+        <w:t xml:space="preserve"> </w:t>
       </w:r>
       <w:r>
         <w:rPr>
@@ -496,9 +497,8 @@
           <w:szCs w:val="30"/>
           <w:rtl/>
         </w:rPr>
-        <w:t>{{ تاريخ_العقد }}</w:t>
-      </w:r>
-      <w:bookmarkEnd w:id="0"/>
+        <w:t>{{تاريخ_العقد_رقمي}}</w:t>
+      </w:r>
     </w:p>
     <w:p>
       <w:pPr>
